--- a/Documentation/Ad-hoc diagram/Informal specification.docx
+++ b/Documentation/Ad-hoc diagram/Informal specification.docx
@@ -5,7 +5,6 @@
     <w:p>
       <w:pPr>
         <w:rPr>
-          <w:rFonts w:hint="eastAsia"/>
           <w:b/>
           <w:bCs/>
           <w:sz w:val="32"/>
@@ -19,16 +18,7 @@
           <w:sz w:val="32"/>
           <w:szCs w:val="32"/>
         </w:rPr>
-        <w:t xml:space="preserve">Intelligent Image and Text Creation System </w:t>
-      </w:r>
-      <w:r>
-        <w:rPr>
-          <w:b/>
-          <w:bCs/>
-          <w:sz w:val="32"/>
-          <w:szCs w:val="32"/>
-        </w:rPr>
-        <w:t>Informal Specification</w:t>
+        <w:t>Intelligent Image and Text Creation System Informal Specification</w:t>
       </w:r>
     </w:p>
     <w:p>
@@ -60,7 +50,7 @@
         <w:pStyle w:val="a4"/>
         <w:jc w:val="both"/>
         <w:rPr>
-          <w:rFonts w:ascii="Times New Roman" w:hAnsi="Times New Roman" w:cs="Times New Roman" w:hint="eastAsia"/>
+          <w:rFonts w:ascii="Times New Roman" w:hAnsi="Times New Roman" w:cs="Times New Roman"/>
         </w:rPr>
       </w:pPr>
     </w:p>
@@ -132,7 +122,119 @@
           <w:rFonts w:ascii="Times New Roman" w:hAnsi="Times New Roman" w:cs="Times New Roman"/>
           <w:lang w:eastAsia="zh-CN"/>
         </w:rPr>
-        <w:t xml:space="preserve"> the initial content product is created, the creator can further fine-tune it, he can adjust the color tone, font size, or font of the content product.  If the creator is not satisfied with the content product, he can reinput the prompts or simply request another piece of content product from the LLM. During the creation phase, the creator can forward the content product via email or WeChat.</w:t>
+        <w:t xml:space="preserve"> the initial content product is created, the creator can further fine-tune it, </w:t>
+      </w:r>
+      <w:r>
+        <w:rPr>
+          <w:rFonts w:ascii="Times New Roman" w:hAnsi="Times New Roman" w:cs="Times New Roman"/>
+          <w:lang w:eastAsia="zh-CN"/>
+        </w:rPr>
+        <w:t>for example</w:t>
+      </w:r>
+      <w:r>
+        <w:rPr>
+          <w:rFonts w:ascii="Times New Roman" w:hAnsi="Times New Roman" w:cs="Times New Roman"/>
+          <w:lang w:eastAsia="zh-CN"/>
+        </w:rPr>
+        <w:t xml:space="preserve"> adjust</w:t>
+      </w:r>
+      <w:r>
+        <w:rPr>
+          <w:rFonts w:ascii="Times New Roman" w:hAnsi="Times New Roman" w:cs="Times New Roman"/>
+          <w:lang w:eastAsia="zh-CN"/>
+        </w:rPr>
+        <w:t>ing</w:t>
+      </w:r>
+      <w:r>
+        <w:rPr>
+          <w:rFonts w:ascii="Times New Roman" w:hAnsi="Times New Roman" w:cs="Times New Roman"/>
+          <w:lang w:eastAsia="zh-CN"/>
+        </w:rPr>
+        <w:t xml:space="preserve"> the color tone</w:t>
+      </w:r>
+      <w:r>
+        <w:rPr>
+          <w:rFonts w:ascii="Times New Roman" w:hAnsi="Times New Roman" w:cs="Times New Roman"/>
+          <w:lang w:eastAsia="zh-CN"/>
+        </w:rPr>
+        <w:t xml:space="preserve">. And if the creator is creating </w:t>
+      </w:r>
+      <w:r>
+        <w:rPr>
+          <w:rFonts w:ascii="Times New Roman" w:hAnsi="Times New Roman" w:cs="Times New Roman"/>
+          <w:lang w:eastAsia="zh-CN"/>
+        </w:rPr>
+        <w:t xml:space="preserve">a </w:t>
+      </w:r>
+      <w:r>
+        <w:rPr>
+          <w:rFonts w:ascii="Times New Roman" w:hAnsi="Times New Roman" w:cs="Times New Roman"/>
+          <w:lang w:eastAsia="zh-CN"/>
+        </w:rPr>
+        <w:t xml:space="preserve">poster, he can adjust the </w:t>
+      </w:r>
+      <w:r>
+        <w:rPr>
+          <w:rFonts w:ascii="Times New Roman" w:hAnsi="Times New Roman" w:cs="Times New Roman"/>
+          <w:lang w:eastAsia="zh-CN"/>
+        </w:rPr>
+        <w:t xml:space="preserve">font </w:t>
+      </w:r>
+      <w:r>
+        <w:rPr>
+          <w:rFonts w:ascii="Times New Roman" w:hAnsi="Times New Roman" w:cs="Times New Roman"/>
+          <w:lang w:eastAsia="zh-CN"/>
+        </w:rPr>
+        <w:t xml:space="preserve">or </w:t>
+      </w:r>
+      <w:r>
+        <w:rPr>
+          <w:rFonts w:ascii="Times New Roman" w:hAnsi="Times New Roman" w:cs="Times New Roman"/>
+          <w:lang w:eastAsia="zh-CN"/>
+        </w:rPr>
+        <w:t>font size of the content product. If the creator is not satisfied with the content product, he can reinput the prompts or simply request another piece of content product from the LLM. During the creation phase, the creator can forward the content product via email or WeChat.</w:t>
+      </w:r>
+      <w:r>
+        <w:rPr>
+          <w:rFonts w:ascii="Times New Roman" w:hAnsi="Times New Roman" w:cs="Times New Roman"/>
+        </w:rPr>
+        <w:t xml:space="preserve"> </w:t>
+      </w:r>
+      <w:r>
+        <w:rPr>
+          <w:rFonts w:ascii="Times New Roman" w:hAnsi="Times New Roman" w:cs="Times New Roman"/>
+        </w:rPr>
+        <w:t xml:space="preserve">Once the content creator is satisfied with the content, he can </w:t>
+      </w:r>
+      <w:r>
+        <w:rPr>
+          <w:rFonts w:ascii="Times New Roman" w:hAnsi="Times New Roman" w:cs="Times New Roman"/>
+        </w:rPr>
+        <w:t>save the content product in the cloud database using the archive system and submit</w:t>
+      </w:r>
+      <w:r>
+        <w:rPr>
+          <w:rFonts w:ascii="Times New Roman" w:hAnsi="Times New Roman" w:cs="Times New Roman"/>
+        </w:rPr>
+        <w:t xml:space="preserve"> </w:t>
+      </w:r>
+      <w:r>
+        <w:rPr>
+          <w:rFonts w:ascii="Times New Roman" w:hAnsi="Times New Roman" w:cs="Times New Roman"/>
+        </w:rPr>
+        <w:t>his product to his supervisor</w:t>
+      </w:r>
+      <w:r>
+        <w:rPr>
+          <w:rFonts w:ascii="Times New Roman" w:hAnsi="Times New Roman" w:cs="Times New Roman"/>
+        </w:rPr>
+        <w:t xml:space="preserve"> to audit</w:t>
+      </w:r>
+      <w:r>
+        <w:rPr>
+          <w:rFonts w:ascii="Times New Roman" w:hAnsi="Times New Roman" w:cs="Times New Roman"/>
+        </w:rPr>
+        <w:t xml:space="preserve"> via the content audit system. </w:t>
       </w:r>
     </w:p>
     <w:p>
@@ -156,19 +258,49 @@
         <w:rPr>
           <w:rFonts w:ascii="Times New Roman" w:hAnsi="Times New Roman" w:cs="Times New Roman"/>
         </w:rPr>
-        <w:t xml:space="preserve">Once the content creator is satisfied with the content, he can submit </w:t>
-      </w:r>
-      <w:r>
-        <w:rPr>
-          <w:rFonts w:ascii="Times New Roman" w:hAnsi="Times New Roman" w:cs="Times New Roman"/>
-        </w:rPr>
-        <w:t xml:space="preserve">his product to his supervisor via the content audit system. In the content audit system, the supervisor </w:t>
-      </w:r>
-      <w:r>
-        <w:rPr>
-          <w:rFonts w:ascii="Times New Roman" w:hAnsi="Times New Roman" w:cs="Times New Roman"/>
-        </w:rPr>
-        <w:t xml:space="preserve">can view the product, and the creation history and give feedback </w:t>
+        <w:t xml:space="preserve">In the content audit system, the supervisor </w:t>
+      </w:r>
+      <w:r>
+        <w:rPr>
+          <w:rFonts w:ascii="Times New Roman" w:hAnsi="Times New Roman" w:cs="Times New Roman"/>
+        </w:rPr>
+        <w:t xml:space="preserve">can view the </w:t>
+      </w:r>
+      <w:r>
+        <w:rPr>
+          <w:rFonts w:ascii="Times New Roman" w:hAnsi="Times New Roman" w:cs="Times New Roman"/>
+        </w:rPr>
+        <w:t xml:space="preserve">content </w:t>
+      </w:r>
+      <w:r>
+        <w:rPr>
+          <w:rFonts w:ascii="Times New Roman" w:hAnsi="Times New Roman" w:cs="Times New Roman"/>
+        </w:rPr>
+        <w:t xml:space="preserve">product, </w:t>
+      </w:r>
+      <w:r>
+        <w:rPr>
+          <w:rFonts w:ascii="Times New Roman" w:hAnsi="Times New Roman" w:cs="Times New Roman"/>
+        </w:rPr>
+        <w:t xml:space="preserve">determine if the product is qualified or not, </w:t>
+      </w:r>
+      <w:r>
+        <w:rPr>
+          <w:rFonts w:ascii="Times New Roman" w:hAnsi="Times New Roman" w:cs="Times New Roman"/>
+        </w:rPr>
+        <w:t xml:space="preserve">and give </w:t>
+      </w:r>
+      <w:r>
+        <w:rPr>
+          <w:rFonts w:ascii="Times New Roman" w:hAnsi="Times New Roman" w:cs="Times New Roman"/>
+        </w:rPr>
+        <w:t>comments</w:t>
+      </w:r>
+      <w:r>
+        <w:rPr>
+          <w:rFonts w:ascii="Times New Roman" w:hAnsi="Times New Roman" w:cs="Times New Roman"/>
+        </w:rPr>
+        <w:t xml:space="preserve"> </w:t>
       </w:r>
       <w:r>
         <w:rPr>
@@ -181,6 +313,54 @@
           <w:rFonts w:ascii="Times New Roman" w:hAnsi="Times New Roman" w:cs="Times New Roman"/>
         </w:rPr>
         <w:t xml:space="preserve"> the product.</w:t>
+      </w:r>
+      <w:r>
+        <w:rPr>
+          <w:rFonts w:ascii="Times New Roman" w:hAnsi="Times New Roman" w:cs="Times New Roman"/>
+        </w:rPr>
+        <w:t xml:space="preserve"> </w:t>
+      </w:r>
+      <w:r>
+        <w:rPr>
+          <w:rFonts w:ascii="Times New Roman" w:hAnsi="Times New Roman" w:cs="Times New Roman"/>
+        </w:rPr>
+        <w:t>After an audit, t</w:t>
+      </w:r>
+      <w:r>
+        <w:rPr>
+          <w:rFonts w:ascii="Times New Roman" w:hAnsi="Times New Roman" w:cs="Times New Roman"/>
+        </w:rPr>
+        <w:t>he audit result, comment</w:t>
+      </w:r>
+      <w:r>
+        <w:rPr>
+          <w:rFonts w:ascii="Times New Roman" w:hAnsi="Times New Roman" w:cs="Times New Roman"/>
+        </w:rPr>
+        <w:t>s,</w:t>
+      </w:r>
+      <w:r>
+        <w:rPr>
+          <w:rFonts w:ascii="Times New Roman" w:hAnsi="Times New Roman" w:cs="Times New Roman"/>
+        </w:rPr>
+        <w:t xml:space="preserve"> and the content product being audited will be archived</w:t>
+      </w:r>
+      <w:r>
+        <w:rPr>
+          <w:rFonts w:ascii="Times New Roman" w:hAnsi="Times New Roman" w:cs="Times New Roman"/>
+        </w:rPr>
+        <w:t xml:space="preserve"> in the could database </w:t>
+      </w:r>
+      <w:r>
+        <w:rPr>
+          <w:rFonts w:ascii="Times New Roman" w:hAnsi="Times New Roman" w:cs="Times New Roman"/>
+        </w:rPr>
+        <w:t>by the archive</w:t>
+      </w:r>
+      <w:r>
+        <w:rPr>
+          <w:rFonts w:ascii="Times New Roman" w:hAnsi="Times New Roman" w:cs="Times New Roman"/>
+        </w:rPr>
+        <w:t xml:space="preserve"> system. The supervisor can also forward those three items via email or WeChat.</w:t>
       </w:r>
     </w:p>
     <w:p>
@@ -204,84 +384,6 @@
         <w:rPr>
           <w:rFonts w:ascii="Times New Roman" w:hAnsi="Times New Roman" w:cs="Times New Roman"/>
         </w:rPr>
-        <w:t>The archive system will record every created content and creation history</w:t>
-      </w:r>
-      <w:r>
-        <w:rPr>
-          <w:rFonts w:ascii="Times New Roman" w:hAnsi="Times New Roman" w:cs="Times New Roman"/>
-        </w:rPr>
-        <w:t xml:space="preserve">. The system also </w:t>
-      </w:r>
-      <w:r>
-        <w:rPr>
-          <w:rFonts w:ascii="Times New Roman" w:hAnsi="Times New Roman" w:cs="Times New Roman"/>
-        </w:rPr>
-        <w:t>records</w:t>
-      </w:r>
-      <w:r>
-        <w:rPr>
-          <w:rFonts w:ascii="Times New Roman" w:hAnsi="Times New Roman" w:cs="Times New Roman"/>
-        </w:rPr>
-        <w:t xml:space="preserve"> the feedback given in the content audit system. The information recorded by the archive system will be stored in the cloud database.</w:t>
-      </w:r>
-      <w:r>
-        <w:rPr>
-          <w:rFonts w:ascii="Times New Roman" w:hAnsi="Times New Roman" w:cs="Times New Roman"/>
-        </w:rPr>
-        <w:t xml:space="preserve"> </w:t>
-      </w:r>
-    </w:p>
-    <w:p>
-      <w:pPr>
-        <w:pStyle w:val="a4"/>
-        <w:jc w:val="both"/>
-        <w:rPr>
-          <w:rFonts w:ascii="Times New Roman" w:hAnsi="Times New Roman" w:cs="Times New Roman"/>
-        </w:rPr>
-      </w:pPr>
-    </w:p>
-    <w:p>
-      <w:pPr>
-        <w:pStyle w:val="a4"/>
-        <w:jc w:val="both"/>
-        <w:rPr>
-          <w:rFonts w:ascii="Times New Roman" w:hAnsi="Times New Roman" w:cs="Times New Roman"/>
-        </w:rPr>
-      </w:pPr>
-      <w:r>
-        <w:rPr>
-          <w:rFonts w:ascii="Times New Roman" w:hAnsi="Times New Roman" w:cs="Times New Roman"/>
-        </w:rPr>
-        <w:t xml:space="preserve">The content creator and the supervisor can also use the forwarding system to </w:t>
-      </w:r>
-      <w:r>
-        <w:rPr>
-          <w:rFonts w:ascii="Times New Roman" w:hAnsi="Times New Roman" w:cs="Times New Roman"/>
-        </w:rPr>
-        <w:t>forward the product via email or WeChat.</w:t>
-      </w:r>
-    </w:p>
-    <w:p>
-      <w:pPr>
-        <w:pStyle w:val="a4"/>
-        <w:jc w:val="both"/>
-        <w:rPr>
-          <w:rFonts w:ascii="Times New Roman" w:hAnsi="Times New Roman" w:cs="Times New Roman"/>
-        </w:rPr>
-      </w:pPr>
-    </w:p>
-    <w:p>
-      <w:pPr>
-        <w:pStyle w:val="a4"/>
-        <w:jc w:val="both"/>
-        <w:rPr>
-          <w:rFonts w:ascii="Times New Roman" w:hAnsi="Times New Roman" w:cs="Times New Roman"/>
-        </w:rPr>
-      </w:pPr>
-      <w:r>
-        <w:rPr>
-          <w:rFonts w:ascii="Times New Roman" w:hAnsi="Times New Roman" w:cs="Times New Roman"/>
-        </w:rPr>
         <w:t>Administrators can update the system and the AI model using the administration system.</w:t>
       </w:r>
     </w:p>
@@ -289,8 +391,9 @@
       <w:headerReference w:type="default" r:id="rId6"/>
       <w:footerReference w:type="default" r:id="rId7"/>
       <w:pgSz w:w="11906" w:h="16838"/>
-      <w:pgMar w:top="1134" w:right="1134" w:bottom="1134" w:left="1134" w:header="709" w:footer="850" w:gutter="0"/>
+      <w:pgMar w:top="1440" w:right="1800" w:bottom="1440" w:left="1800" w:header="709" w:footer="850" w:gutter="0"/>
       <w:cols w:space="720"/>
+      <w:docGrid w:linePitch="326"/>
     </w:sectPr>
   </w:body>
 </w:document>
